--- a/longevity/download/studien-aktuell.docx
+++ b/longevity/download/studien-aktuell.docx
@@ -62,7 +62,7 @@
           <w:color w:val="666666"/>
           <w:sz w:val="18"/>
         </w:rPr>
-        <w:t>Stand: 05.10.2026  |  6 Studien  |  longevity.m-vf.de</w:t>
+        <w:t>Stand: 23.10.2026  |  6 Studien  |  longevity.m-vf.de</w:t>
       </w:r>
     </w:p>
     <w:p>
@@ -70,7 +70,7 @@
         <w:pStyle w:val="Heading1"/>
       </w:pPr>
       <w:r>
-        <w:t>Aufgenommen am 05.10.2026</w:t>
+        <w:t>Aufgenommen am 23.10.2026</w:t>
       </w:r>
     </w:p>
     <w:p>
@@ -78,7 +78,7 @@
         <w:pStyle w:val="Heading2"/>
       </w:pPr>
       <w:r>
-        <w:t>Prävention durch Hausbesuche erfordert sektorenübergreifende Partnerschaften und Unterstützung durch Führungspersonen</w:t>
+        <w:t>Interprofessionelle Schulung und Workflow verbessern geriatrisches Screening in Hausarztpraxen</w:t>
       </w:r>
     </w:p>
     <w:p>
@@ -88,12 +88,12 @@
           <w:color w:val="666666"/>
           <w:sz w:val="18"/>
         </w:rPr>
-        <w:t>Nivestam A et al.  ·  Scand J Caring Sci  ·  Dez. 2026  ·  PMID 42828510</w:t>
+        <w:t>Litzelman DK et al.  ·  BMC Geriatr  ·  23.07.2026  ·  PMID 42907743</w:t>
       </w:r>
     </w:p>
     <w:p>
       <w:r>
-        <w:t>Qualitative Studie (Fokusgruppen mit 16 Fachpersonen aus 5 schwedischen Gemeinden) identifiziert, welche Kooperationspartner Hausbesucher für erfolgreiche Prävention und gesundes Altern mobilisieren.</w:t>
+        <w:t>US-amerikanische Studie mit 56 Hausärzten, 180 Assistenzärzten und 8818 älteren Patienten an acht Primärversorgungsstellen evaluierte ein Schulungs- und Systeminterventionsprogramm basierend auf dem Age-Friendly 4Ms-Rahmenwerk.</w:t>
       </w:r>
     </w:p>
     <w:p>
@@ -104,7 +104,7 @@
         <w:t xml:space="preserve">Ergebnis: </w:t>
       </w:r>
       <w:r>
-        <w:t>Hausbesucher arbeiten mit breitem Spektrum von Partnern zusammen: kritisch sind Politiker und Medien; wichtig sind Akteure für sinnvolle Freizeit, Partizipation, lebenslanges Lernen und Gesundheits-/Sozialsektoren. Unterstützung durch Führungspersonen in Schlüsselpositionen steigert Effektivität. Kernempfehlung: gesamtgesellschaftlicher (whole-of-society) Ansatz zur Planung von Präventionsbesuchen.</w:t>
+        <w:t>Nach Intervention verbesserten sich Screening-Raten für Demenz (OR 1,27, 95%-KI 0,98–1,63) und Sturzrisiko (OR 1,40, 95%-KI 1,00–1,95), mit Sturzrisiko-Screening zeigend die stärksten Verbesserungen (+0,64% pro Monat, p&lt;0,001). Kliniken mit stärkerer Systemintegration zeigten die robustesten Verbesserungen; Opioid-Screening und Advance-Care-Planning-Dokumentation nahmen ab.</w:t>
       </w:r>
     </w:p>
     <w:p>
@@ -119,7 +119,7 @@
         <w:rPr>
           <w:sz w:val="19"/>
         </w:rPr>
-        <w:t>Skandinavien vergleichbar, universelles Gesundheitssystem, übertragbar auf Deutschland.</w:t>
+        <w:t>USA, Primärversorgung; Methoden auf deutsches Praxissystem übertragbar, aber Organisationsstruktur unterscheidet sich</w:t>
       </w:r>
     </w:p>
     <w:p>
@@ -128,7 +128,7 @@
           <w:color w:val="5A7D3A"/>
           <w:sz w:val="18"/>
         </w:rPr>
-        <w:t>https://pubmed.ncbi.nlm.nih.gov/42828510/</w:t>
+        <w:t>https://pubmed.ncbi.nlm.nih.gov/42907743/</w:t>
       </w:r>
     </w:p>
     <w:p>
@@ -136,7 +136,7 @@
         <w:pStyle w:val="Heading2"/>
       </w:pPr>
       <w:r>
-        <w:t>Krankenversicherung für Ernährungstherapie älterer Krebspatienten determiniert Funktionsfähigkeit</w:t>
+        <w:t>COVID-19 und Opioide kürzten Lebenserwartung in Kanada um 0,68 Jahre</w:t>
       </w:r>
     </w:p>
     <w:p>
@@ -146,12 +146,12 @@
           <w:color w:val="666666"/>
           <w:sz w:val="18"/>
         </w:rPr>
-        <w:t>Yang J  ·  Front Public Health  ·  18.09.2026  ·  PMID 42827769</w:t>
+        <w:t>Sirag A et al.  ·  Health Rep  ·  21.10.2026  ·  PMID 42905875</w:t>
       </w:r>
     </w:p>
     <w:p>
       <w:r>
-        <w:t>Narratives Mini-Review analysiert Versicherungsdeckung für medizinische Ernährungstherapie (Medical Nutrition Therapy, MNT) bei älteren Frauen mit Krebs als Politikfrage für Langzeitpflege und Frailty-Equity in USA, Australien und UK.</w:t>
+        <w:t>Kanadische Vital-Statistik-Studie verglich Sterblichkeits-Todesursachen-Stiftung zwischen 2017–2019 und 2020–2022 mittels Arriaga-Dekomposition, um die Beiträge einzelner Todesursachen zum Rückgang der Lebenserwartung bei der Geburt zu quantifizieren.</w:t>
       </w:r>
     </w:p>
     <w:p>
@@ -162,7 +162,7 @@
         <w:t xml:space="preserve">Ergebnis: </w:t>
       </w:r>
       <w:r>
-        <w:t>Untersucht, wie Versicherungsdesign – Leistungsbeschränkungen, Kostenbeteiligung, fragmentierte Autorisierung – den Zugang zu MNT und damit Risiken für Mangelernährung, Sarkopenie und funktionalen Niedergang lenkt. Empfiehlt MNT als essenzielle, risikostratifizierte Komponente von Onkologie und Langzeitpflege, nicht als optionales Wellness-Angebot, mit kontinuierlichen Übergängen zwischen Klinik, Heimat und Pflege.</w:t>
+        <w:t>COVID-19 war der größte einzelne Beitrag zum Rückgang der Lebenserwartung bei der Geburt in Kanada (–0,46 Jahre für beide Geschlechter). Opioid-bedingte Todesfälle trugen –0,22 Jahre bei, während Krebserkrankungen einen geringen Anstieg (+0,17 Jahre) verursachten. Gesamtrückgang etwa 0,68 Jahre, hauptsächlich durch pandemic-direkte und indirekte Effekte.</w:t>
       </w:r>
     </w:p>
     <w:p>
@@ -177,7 +177,7 @@
         <w:rPr>
           <w:sz w:val="19"/>
         </w:rPr>
-        <w:t>UK-System vergleichbar; Kernaussage zur Finanzierungspolitik auch auf deutsches System übertragbar.</w:t>
+        <w:t>Kanada, vergleichbare Sozialversicherung und Lebenserwartung wie Deutschland; Methode und Prioritäten übertragbar</w:t>
       </w:r>
     </w:p>
     <w:p>
@@ -186,7 +186,7 @@
           <w:color w:val="5A7D3A"/>
           <w:sz w:val="18"/>
         </w:rPr>
-        <w:t>https://pubmed.ncbi.nlm.nih.gov/42827769/</w:t>
+        <w:t>https://pubmed.ncbi.nlm.nih.gov/42905875/</w:t>
       </w:r>
     </w:p>
     <w:p>
@@ -194,7 +194,7 @@
         <w:pStyle w:val="Heading2"/>
       </w:pPr>
       <w:r>
-        <w:t>Biologische Organaltern und Proteinprofile vorhersagen Mortalitätsrisiko besser als Standard-Biomarker</w:t>
+        <w:t>Pflanzenbasierte Ernährung senkt Frailty-Risiko bei älteren Erwachsenen</w:t>
       </w:r>
     </w:p>
     <w:p>
@@ -204,12 +204,12 @@
           <w:color w:val="666666"/>
           <w:sz w:val="18"/>
         </w:rPr>
-        <w:t>Pyrgioti M et al.  ·  Aging Cell  ·  Okt. 2026  ·  PMID 42823846</w:t>
+        <w:t>Lin J et al.  ·  Age Ageing  ·  03.08.2026  ·  PMID 42905723</w:t>
       </w:r>
     </w:p>
     <w:p>
       <w:r>
-        <w:t>Benchmarking von 11 proteomic organ clocks gegen etablierte Altersmarker (epigenetisches Alter, Telomerlänge, Lungenfunktion, Kognition, Neuroimaging) für 16-Jahres-Gesamtmortalität in einer schottischen Kohorte (n=861; 444 Todesfälle).</w:t>
+        <w:t>Studie mit 8628 älteren Erwachsenen aus drei Kohorten (CLHLS, HRS, ELSA) untersuchte die Assoziation verschiedener pflanzlicher Ernährungsmuster mit Frailty mittels Mundlak-Dekomposition.</w:t>
       </w:r>
     </w:p>
     <w:p>
@@ -220,7 +220,7 @@
         <w:t xml:space="preserve">Ergebnis: </w:t>
       </w:r>
       <w:r>
-        <w:t>Unter proteomic clocks: beschleunigte Leber-(HR=1,43), Immun-(HR=1,42) und Herzalterung (HR=1,38) waren stärkste Prädiktor:innen. Aber älteres epigenetisches Alter, kleineres Hirnvolumen, reduzierte Atemfunktion und schlechtere Kognition zeigten stärkere Assoziationen (HR=1,44–1,62). Von 9703 Plasma-Proteinen: GDF15 (HR=1,56), WFDC2 (HR=1,47) und TIMP1 (HR=1,45) führend mit Mortalität assoziiert.</w:t>
+        <w:t>Höhere Gesamtscores für pflanzenbasierte Diät waren mit niedrigerem Frailty-Risiko assoziiert (ORs 0,71–0,80 über alle drei Kohorten), während ungesunde pflanzliche Muster mit erhöhtem Risiko verbunden waren (ORs 1,24–1,41). Nüsse, Gemüse und Pflanzenöle zeigten überwiegend inverse Assoziationen mit mehreren Frailty-Domänen.</w:t>
       </w:r>
     </w:p>
     <w:p>
@@ -235,7 +235,7 @@
         <w:rPr>
           <w:sz w:val="19"/>
         </w:rPr>
-        <w:t>UK-Biobank-Kohorte, europäische Altersstruktur, direkt auf Deutschland übertragbar.</w:t>
+        <w:t>UK, China, internationale Kohorten; Ernährungsmessungen und Frailty-Definition übertragbar auf deutsches Gesundheitssystem</w:t>
       </w:r>
     </w:p>
     <w:p>
@@ -244,7 +244,7 @@
           <w:color w:val="5A7D3A"/>
           <w:sz w:val="18"/>
         </w:rPr>
-        <w:t>https://pubmed.ncbi.nlm.nih.gov/42823846/</w:t>
+        <w:t>https://pubmed.ncbi.nlm.nih.gov/42905723/</w:t>
       </w:r>
     </w:p>
     <w:p>
@@ -252,7 +252,7 @@
         <w:pStyle w:val="Heading2"/>
       </w:pPr>
       <w:r>
-        <w:t>Gesunde Altersverläufe senken kardiovaskuläres Erkrankungsrisiko</w:t>
+        <w:t>Multimorbidität kostet weltweit älteren Menschen 363 Milliarden Dollar pro Jahr</w:t>
       </w:r>
     </w:p>
     <w:p>
@@ -262,12 +262,12 @@
           <w:color w:val="666666"/>
           <w:sz w:val="18"/>
         </w:rPr>
-        <w:t>Du R et al.  ·  J Nutr Health Aging  ·  04.09.2026  ·  PMID 42697165</w:t>
+        <w:t>Ji W et al.  ·  JAMA Netw Open  ·  01.10.2026  ·  PMID 42905709</w:t>
       </w:r>
     </w:p>
     <w:p>
       <w:r>
-        <w:t>Studie untersucht die Assoziation zwischen Mustern gesunder Alterung (gemessen mit ATHLOS-Score) und dem Auftreten kardiovaskulärer Erkrankungen in drei europäischen und chinesischen Kohorten.</w:t>
+        <w:t>Globale ökonomische Evaluationsstudie mit Daten aus 204 Ländern (2000–2023) quantifizierte die gesundheitliche und finanzielle Last von Multimorbidität (78 Kombinationen) bei Erwachsenen ≥60 Jahren mittels Global Burden of Disease 2023 und makroökonomischen Daten.</w:t>
       </w:r>
     </w:p>
     <w:p>
@@ -278,7 +278,7 @@
         <w:t xml:space="preserve">Ergebnis: </w:t>
       </w:r>
       <w:r>
-        <w:t>Verglichen mit der niedrigsten Altersverlauf-Gruppe zeigte die mittlere Gruppe reduziertes CVD-Risiko (SHARE HR=0,89; ELSA HR=0,66; CHARLS HR=0,67), die höchste Gruppe sogar deutlich gesenkt (SHARE HR=0,61; ELSA HR=0,36; CHARLS HR=0,39). Assoziation war konsistent über SES- und Lebensstil-Schichten. Hochwertige Altersverläufe sind kardioprotektiv.</w:t>
+        <w:t>Von 2000 bis 2023 stiegen die Jahre mit Behinderung (YLDs) von 2368 auf 2942 pro 100.000 Erwachsene ≥60 Jahren; wirtschaftliche Verluste nahmen von 80,1 Milliarden auf 363,25 Milliarden USD (kaufkraftparitätsbereinigt) zu. Schnellstes Wachstum: Diabetes, Angststörungen und Parkinson (AAPC 9,92% für Kosten). Höchste YLD-Rate: Osteoarthritis mit Alzheimer/Demenz (369,87 pro 100.000).</w:t>
       </w:r>
     </w:p>
     <w:p>
@@ -293,7 +293,7 @@
         <w:rPr>
           <w:sz w:val="19"/>
         </w:rPr>
-        <w:t>SHARE und ELSA europäisch vergleichbar, CHARLS repräsentiert alternatives System.</w:t>
+        <w:t>Global, 204 Länder; Dimensionen und Trends übertragbar, aber absolute Kosten hängen von Finanzierungssystem und Lebenserwartung ab</w:t>
       </w:r>
     </w:p>
     <w:p>
@@ -302,7 +302,7 @@
           <w:color w:val="5A7D3A"/>
           <w:sz w:val="18"/>
         </w:rPr>
-        <w:t>https://pubmed.ncbi.nlm.nih.gov/42697165/</w:t>
+        <w:t>https://pubmed.ncbi.nlm.nih.gov/42905709/</w:t>
       </w:r>
     </w:p>
     <w:p>
@@ -310,7 +310,7 @@
         <w:pStyle w:val="Heading2"/>
       </w:pPr>
       <w:r>
-        <w:t>Spezialisierte Versorgung fragiler Chirurgiepatienten senkt Morbidität und erhält Lebensqualität</w:t>
+        <w:t>Feinstaub beschleunigt kardiovaskuläres Altern über Seneszenz und Entzündung</w:t>
       </w:r>
     </w:p>
     <w:p>
@@ -320,12 +320,12 @@
           <w:color w:val="666666"/>
           <w:sz w:val="18"/>
         </w:rPr>
-        <w:t>Castellví Valls J et al.  ·  Cir Esp (Engl Ed)  ·  01.09.2026  ·  PMID 42680087</w:t>
+        <w:t>Yadav P et al.  ·  Cardiovasc Toxicol  ·  21.10.2026  ·  PMID 42905338</w:t>
       </w:r>
     </w:p>
     <w:p>
       <w:r>
-        <w:t>Evaluiert Effektivität eines integrierten geriatrischen Versorgungsbereichs für fragile Patienten, die operativ behandelt wurden, mit Fokus auf perioperative Morbidität, Mortalität und Funktionsfähigkeit.</w:t>
+        <w:t>Scoping Review mit konzeptuellem PACA-Framework (Pollution-Accelerated Cardiovascular Aging) integrierte Evidenz zu Feinstaub-Exposition (PM2,5, ultrafeine Partikel) und kardiovaskulärem Altern durch Mitochondrien-Dysfunktion, Seneszenz, epigenetische Änderungen und autonome Dysregulation.</w:t>
       </w:r>
     </w:p>
     <w:p>
@@ -336,7 +336,7 @@
         <w:t xml:space="preserve">Ergebnis: </w:t>
       </w:r>
       <w:r>
-        <w:t>Von 413 Patienten (Alter 80 J., 91,8% ASA III-IV) wurden 288 operiert. Perioperative Komplikationen Clavien-Dindo III-V: 9,7%, 30-Tage-Mortalität 3,1%, Wiederaufnahmen 13,2%. Nach 3 Monaten und 1 Jahr waren 82,5% der operierten Patienten in Funktion gleich oder besser als präoperativ. Von 125 nicht operierten Patienten starben 48,3% im 1. Jahr.</w:t>
+        <w:t>Framework schlägt Temporal-Evidence-Matrix vor, die Expositions-Kinetik, Lebensverlauf-Timing, Persistenz nach Expositions-Ende, Dosis-Wirkungs-Beziehungen und longitudinale Veränderungen relativ zu altersreferenzierten Vergleichern nutzt. Persistierende oder unvollständig reversible Defizite deuten auf chronische Verletzung hin; stärkere Evidenz für kardiovaskuläres Aging erfordert wiederholte Demonstration größerer Veränderungsraten als chronologisch erwartet.</w:t>
       </w:r>
     </w:p>
     <w:p>
@@ -351,7 +351,7 @@
         <w:rPr>
           <w:sz w:val="19"/>
         </w:rPr>
-        <w:t>Spanisch-katalanisches Krankenhaus-System, deutsche Geriatrien vergleichbar organisiert.</w:t>
+        <w:t>Überwiegend Tiermodelle und mechanistische Daten; PACA-Framework theoretisch, keine klinischen Endpunkte gemessen</w:t>
       </w:r>
     </w:p>
     <w:p>
@@ -360,7 +360,7 @@
           <w:color w:val="5A7D3A"/>
           <w:sz w:val="18"/>
         </w:rPr>
-        <w:t>https://pubmed.ncbi.nlm.nih.gov/42680087/</w:t>
+        <w:t>https://pubmed.ncbi.nlm.nih.gov/42905338/</w:t>
       </w:r>
     </w:p>
     <w:p>
@@ -368,7 +368,7 @@
         <w:pStyle w:val="Heading2"/>
       </w:pPr>
       <w:r>
-        <w:t>Schlaf-Mikrostruktur in der Älterung vorhersagt kognitive Trajektorie über 10 Jahre</w:t>
+        <w:t>Frailty-Index prognostiziert post-ERCP-Pankreatitis bei älteren Patienten</w:t>
       </w:r>
     </w:p>
     <w:p>
@@ -378,12 +378,12 @@
           <w:color w:val="666666"/>
           <w:sz w:val="18"/>
         </w:rPr>
-        <w:t>Urdanibia-Centelles O et al.  ·  Sleep Med  ·  20.08.2026  ·  PMID 42628340</w:t>
+        <w:t>Zhang F et al.  ·  Clin Interv Aging  ·  16.10.2026  ·  PMID 42904120</w:t>
       </w:r>
     </w:p>
     <w:p>
       <w:r>
-        <w:t>Prospektive Kohortenstudie (n=82 mit ausreichend NREM-Schlaf, Polysomnografie und kognitive Tests 10 Jahre auseinander) untersucht, ob Schlafmerkmale (Spindel, Slow Waves, EEG-Kohärenz) kognitive Alterung und Verfall vorhersagen.</w:t>
+        <w:t>Retrospektive Studie von 696 älteren Patienten (≥65 Jahre), die sich einer endoskopischen retrograden Cholangiopankreatographie unterzogen, untersuchte den Zusammenhang zwischen präoperativer Frailty und post-ERCP-Pankreatitis mittels elektronischem Frailty-Index.</w:t>
       </w:r>
     </w:p>
     <w:p>
@@ -394,7 +394,7 @@
         <w:t xml:space="preserve">Ergebnis: </w:t>
       </w:r>
       <w:r>
-        <w:t>Über 10 Jahre: Verarbeitungsgeschwindigkeit nahm um 6,1 s zu, symbolische Konversion um 2,3 ab. Höhere Schlafeffizienz → besseres kognitives Halten. Erhöhte Wachphase und erhöhtes Arousal → schlechtere Gedächtnis- und Lernleistung. Höhere Fast-Spindle-Amplitude und -Frequenz, Slow-Wave-Charakteristika und N2/REM-Kohärenz korrelierten mit Verarbeitungsgeschwindigkeit, Aufmerksamkeit und globaler Kognition.</w:t>
+        <w:t>Von 696 Patienten entwickelten 79 (11,4%) eine post-ERCP-Pankreatitis. Nach multivariater Anpassung war Frailty mit höheren Chancen verbunden (OR 2,09, 95%-KI 1,08–4,05, p=0,028). Hinzunahme von Frailty zum Referenzmodell verbesserte die Diskrimination (AUC 0,714 zu 0,755, p=0,031); Netto-Reklassifizierungsverbesserung betrug 0,516.</w:t>
       </w:r>
     </w:p>
     <w:p>
@@ -409,7 +409,7 @@
         <w:rPr>
           <w:sz w:val="19"/>
         </w:rPr>
-        <w:t>Dänische Geburtskohorte, nordeuropäisches System vergleichbar.</w:t>
+        <w:t>China; Frailty-Messung und Endoskopie-Risiken gelten international, aber Patientenpopulation und Gesundheitssystem unterscheiden sich</w:t>
       </w:r>
     </w:p>
     <w:p>
@@ -418,7 +418,7 @@
           <w:color w:val="5A7D3A"/>
           <w:sz w:val="18"/>
         </w:rPr>
-        <w:t>https://pubmed.ncbi.nlm.nih.gov/42628340/</w:t>
+        <w:t>https://pubmed.ncbi.nlm.nih.gov/42904120/</w:t>
       </w:r>
     </w:p>
     <w:sectPr>

--- a/longevity/download/studien-aktuell.docx
+++ b/longevity/download/studien-aktuell.docx
@@ -62,7 +62,7 @@
           <w:color w:val="666666"/>
           <w:sz w:val="18"/>
         </w:rPr>
-        <w:t>Stand: 23.10.2026  |  6 Studien  |  longevity.m-vf.de</w:t>
+        <w:t>Stand: 24.10.2026  |  6 Studien  |  longevity.m-vf.de</w:t>
       </w:r>
     </w:p>
     <w:p>
@@ -70,7 +70,7 @@
         <w:pStyle w:val="Heading1"/>
       </w:pPr>
       <w:r>
-        <w:t>Aufgenommen am 23.10.2026</w:t>
+        <w:t>Aufgenommen am 24.10.2026</w:t>
       </w:r>
     </w:p>
     <w:p>
@@ -78,7 +78,7 @@
         <w:pStyle w:val="Heading2"/>
       </w:pPr>
       <w:r>
-        <w:t>Interprofessionelle Schulung und Workflow verbessern geriatrisches Screening in Hausarztpraxen</w:t>
+        <w:t>Frailty-Schweregrad bestimmt Überleben und Arztkostenbelastung bei älteren Menschen</w:t>
       </w:r>
     </w:p>
     <w:p>
@@ -88,12 +88,12 @@
           <w:color w:val="666666"/>
           <w:sz w:val="18"/>
         </w:rPr>
-        <w:t>Litzelman DK et al.  ·  BMC Geriatr  ·  23.07.2026  ·  PMID 42907743</w:t>
+        <w:t>Pulok MH et al.  ·  Age Ageing  ·  03.08.2026  ·  PMID 42910912</w:t>
       </w:r>
     </w:p>
     <w:p>
       <w:r>
-        <w:t>US-amerikanische Studie mit 56 Hausärzten, 180 Assistenzärzten und 8818 älteren Patienten an acht Primärversorgungsstellen evaluierte ein Schulungs- und Systeminterventionsprogramm basierend auf dem Age-Friendly 4Ms-Rahmenwerk.</w:t>
+        <w:t>Retrospektive Kohortenstudie an 944 älteren Notaufnahmepatienten (Median 80,8 Jahre) zur Vorhersage von Kosten und Überleben anhand des Clinical Frailty Scale.</w:t>
       </w:r>
     </w:p>
     <w:p>
@@ -104,7 +104,7 @@
         <w:t xml:space="preserve">Ergebnis: </w:t>
       </w:r>
       <w:r>
-        <w:t>Nach Intervention verbesserten sich Screening-Raten für Demenz (OR 1,27, 95%-KI 0,98–1,63) und Sturzrisiko (OR 1,40, 95%-KI 1,00–1,95), mit Sturzrisiko-Screening zeigend die stärksten Verbesserungen (+0,64% pro Monat, p&lt;0,001). Kliniken mit stärkerer Systemintegration zeigten die robustesten Verbesserungen; Opioid-Screening und Advance-Care-Planning-Dokumentation nahmen ab.</w:t>
+        <w:t>Schwer gebrechliche Patienten hatten über ein Jahr 704 CAD weniger Arztkosen als unkomplizierte – hauptsächlich durch kürzeres Überleben bedingt (41,6% starben innerhalb eines Jahres). Während der Lebenszeit fielen für alle Gebrechlichkeitsgruppen höhere Kosten an als für Nicht-Gebrechliche, was auf intensivere Nutzung bei kürzerer Dauer hindeutet. Der Frailty-Status war ein besserer Kostenprädiktor als Alter allein.</w:t>
       </w:r>
     </w:p>
     <w:p>
@@ -119,7 +119,7 @@
         <w:rPr>
           <w:sz w:val="19"/>
         </w:rPr>
-        <w:t>USA, Primärversorgung; Methoden auf deutsches Praxissystem übertragbar, aber Organisationsstruktur unterscheidet sich</w:t>
+        <w:t>Kanada, ähnliche Sozialversicherung und Gesundheitsfinanzierung wie Deutschland.</w:t>
       </w:r>
     </w:p>
     <w:p>
@@ -128,7 +128,7 @@
           <w:color w:val="5A7D3A"/>
           <w:sz w:val="18"/>
         </w:rPr>
-        <w:t>https://pubmed.ncbi.nlm.nih.gov/42907743/</w:t>
+        <w:t>https://pubmed.ncbi.nlm.nih.gov/42910912/</w:t>
       </w:r>
     </w:p>
     <w:p>
@@ -136,7 +136,7 @@
         <w:pStyle w:val="Heading2"/>
       </w:pPr>
       <w:r>
-        <w:t>COVID-19 und Opioide kürzten Lebenserwartung in Kanada um 0,68 Jahre</w:t>
+        <w:t>Aktives Altern durch Betreuung und Freiwilligenarbeit: Wer profitiert, wer leidet?</w:t>
       </w:r>
     </w:p>
     <w:p>
@@ -146,12 +146,12 @@
           <w:color w:val="666666"/>
           <w:sz w:val="18"/>
         </w:rPr>
-        <w:t>Sirag A et al.  ·  Health Rep  ·  21.10.2026  ·  PMID 42905875</w:t>
+        <w:t>Cretazzo F et al.  ·  Front Public Health  ·  07.10.2026  ·  PMID 42909995</w:t>
       </w:r>
     </w:p>
     <w:p>
       <w:r>
-        <w:t>Kanadische Vital-Statistik-Studie verglich Sterblichkeits-Todesursachen-Stiftung zwischen 2017–2019 und 2020–2022 mittels Arriaga-Dekomposition, um die Beiträge einzelner Todesursachen zum Rückgang der Lebenserwartung bei der Geburt zu quantifizieren.</w:t>
+        <w:t>Längsschnittstudie (SHARE Wellen 7–9) an älteren Europäern, die Übergänge zwischen Betreuungs- und Freiwilligentätigkeit in Bezug auf Gesundheit und psychisches Wohlbefinden verfolgten.</w:t>
       </w:r>
     </w:p>
     <w:p>
@@ -162,7 +162,7 @@
         <w:t xml:space="preserve">Ergebnis: </w:t>
       </w:r>
       <w:r>
-        <w:t>COVID-19 war der größte einzelne Beitrag zum Rückgang der Lebenserwartung bei der Geburt in Kanada (–0,46 Jahre für beide Geschlechter). Opioid-bedingte Todesfälle trugen –0,22 Jahre bei, während Krebserkrankungen einen geringen Anstieg (+0,17 Jahre) verursachten. Gesamtrückgang etwa 0,68 Jahre, hauptsächlich durch pandemic-direkte und indirekte Effekte.</w:t>
+        <w:t>Übergänge von reiner Betreuung zu Doppelrolle („Super-Helper</w:t>
       </w:r>
     </w:p>
     <w:p>
@@ -177,7 +177,7 @@
         <w:rPr>
           <w:sz w:val="19"/>
         </w:rPr>
-        <w:t>Kanada, vergleichbare Sozialversicherung und Lebenserwartung wie Deutschland; Methode und Prioritäten übertragbar</w:t>
+        <w:t>Europa, SHARE-Daten aus sozialversicherungsgestützten Systemen.</w:t>
       </w:r>
     </w:p>
     <w:p>
@@ -186,7 +186,7 @@
           <w:color w:val="5A7D3A"/>
           <w:sz w:val="18"/>
         </w:rPr>
-        <w:t>https://pubmed.ncbi.nlm.nih.gov/42905875/</w:t>
+        <w:t>https://pubmed.ncbi.nlm.nih.gov/42909995/</w:t>
       </w:r>
     </w:p>
     <w:p>
@@ -194,7 +194,7 @@
         <w:pStyle w:val="Heading2"/>
       </w:pPr>
       <w:r>
-        <w:t>Pflanzenbasierte Ernährung senkt Frailty-Risiko bei älteren Erwachsenen</w:t>
+        <w:t>Biologische Gebrechlichkeit und Chemotherapiedosis bestimmen Überleben bei älteren Darmkrebspatienten</w:t>
       </w:r>
     </w:p>
     <w:p>
@@ -204,12 +204,12 @@
           <w:color w:val="666666"/>
           <w:sz w:val="18"/>
         </w:rPr>
-        <w:t>Lin J et al.  ·  Age Ageing  ·  03.08.2026  ·  PMID 42905723</w:t>
+        <w:t>Ağaoğlu AB et al.  ·  Cancer Chemother Pharmacol  ·  23.10.2026  ·  PMID 42909624</w:t>
       </w:r>
     </w:p>
     <w:p>
       <w:r>
-        <w:t>Studie mit 8628 älteren Erwachsenen aus drei Kohorten (CLHLS, HRS, ELSA) untersuchte die Assoziation verschiedener pflanzlicher Ernährungsmuster mit Frailty mittels Mundlak-Dekomposition.</w:t>
+        <w:t>Retrospektive Studie an 94 Patienten ≥65 Jahren mit adjuvanter Chemotherapie nach Darmkrebsoperation zu Frailty-Index und Dosisintensität als Überlebensprädiktoren.</w:t>
       </w:r>
     </w:p>
     <w:p>
@@ -220,7 +220,7 @@
         <w:t xml:space="preserve">Ergebnis: </w:t>
       </w:r>
       <w:r>
-        <w:t>Höhere Gesamtscores für pflanzenbasierte Diät waren mit niedrigerem Frailty-Risiko assoziiert (ORs 0,71–0,80 über alle drei Kohorten), während ungesunde pflanzliche Muster mit erhöhtem Risiko verbunden waren (ORs 1,24–1,41). Nüsse, Gemüse und Pflanzenöle zeigten überwiegend inverse Assoziationen mit mehreren Frailty-Domänen.</w:t>
+        <w:t>Laborgestützter Frailty-Index (FI-Lab) ≥0,25 sagte unabhängig schlechteres Gesamtüberleben vorher (Hazard Ratio 3,73, p=0,023) und krankheitsfreies Überleben (HR 2,81, p=0,029). Patienten ohne optimale Anfangsdosis hatten deutlich schlechtere Ergebnisse (OS HR 14,41; p=0,011). G8, mFI-5 und Charlson-Index waren nicht unabhängig prädiktiv.</w:t>
       </w:r>
     </w:p>
     <w:p>
@@ -235,7 +235,7 @@
         <w:rPr>
           <w:sz w:val="19"/>
         </w:rPr>
-        <w:t>UK, China, internationale Kohorten; Ernährungsmessungen und Frailty-Definition übertragbar auf deutsches Gesundheitssystem</w:t>
+        <w:t>Türkei; biologische Reserve als Prädiktor ist universell, Dosisintensität und Messmethoden sind aber systemabhängig.</w:t>
       </w:r>
     </w:p>
     <w:p>
@@ -244,7 +244,7 @@
           <w:color w:val="5A7D3A"/>
           <w:sz w:val="18"/>
         </w:rPr>
-        <w:t>https://pubmed.ncbi.nlm.nih.gov/42905723/</w:t>
+        <w:t>https://pubmed.ncbi.nlm.nih.gov/42909624/</w:t>
       </w:r>
     </w:p>
     <w:p>
@@ -252,7 +252,7 @@
         <w:pStyle w:val="Heading2"/>
       </w:pPr>
       <w:r>
-        <w:t>Multimorbidität kostet weltweit älteren Menschen 363 Milliarden Dollar pro Jahr</w:t>
+        <w:t>Geriatrische Atemwegsmedizin: Künstliche Intelligenz und maßgeschneiderte Versorgung polymorber älterer Patienten</w:t>
       </w:r>
     </w:p>
     <w:p>
@@ -262,12 +262,12 @@
           <w:color w:val="666666"/>
           <w:sz w:val="18"/>
         </w:rPr>
-        <w:t>Ji W et al.  ·  JAMA Netw Open  ·  01.10.2026  ·  PMID 42905709</w:t>
+        <w:t>Sorino C et al.  ·  Eur Respir Rev  ·  21.10.2026  ·  PMID 42906940</w:t>
       </w:r>
     </w:p>
     <w:p>
       <w:r>
-        <w:t>Globale ökonomische Evaluationsstudie mit Daten aus 204 Ländern (2000–2023) quantifizierte die gesundheitliche und finanzielle Last von Multimorbidität (78 Kombinationen) bei Erwachsenen ≥60 Jahren mittels Global Burden of Disease 2023 und makroökonomischen Daten.</w:t>
+        <w:t>Fachnachricht italienischer und europäischer Pneumologen zu klinischen Schnittstellen von Altern, Immunoseneszenz, Gebrechlichkeit und Lungenerkrankung im Alter mit Fokus auf praktische Versorgungsmodelle.</w:t>
       </w:r>
     </w:p>
     <w:p>
@@ -278,7 +278,7 @@
         <w:t xml:space="preserve">Ergebnis: </w:t>
       </w:r>
       <w:r>
-        <w:t>Von 2000 bis 2023 stiegen die Jahre mit Behinderung (YLDs) von 2368 auf 2942 pro 100.000 Erwachsene ≥60 Jahren; wirtschaftliche Verluste nahmen von 80,1 Milliarden auf 363,25 Milliarden USD (kaufkraftparitätsbereinigt) zu. Schnellstes Wachstum: Diabetes, Angststörungen und Parkinson (AAPC 9,92% für Kosten). Höchste YLD-Rate: Osteoarthritis mit Alzheimer/Demenz (369,87 pro 100.000).</w:t>
+        <w:t>Kernbefunde: pneumonie-assoziierte Sarkopenie als Motor für Rezidivinfektion und funktionellen Niedergang; nicht-invasive Beatmungswahl muss Delirium-Risiko gegen Wirksamkeit abwägen; 20-valenter Pneumokokken- und RSV-Impfstoff als neue Präventionsstrategie; gerätegestützte Inhalationstherapie angepasst an inspiratorische Kraft statt nur Pharmakologie; Biologika (Dupilumab, Mepolizumab) ermöglichen Steroid-Einsparung; 4Ms-Modell (Mentation, Medication, Mobility, Morbidities) integriert mit KI als strukturierte Versorgung.</w:t>
       </w:r>
     </w:p>
     <w:p>
@@ -293,7 +293,7 @@
         <w:rPr>
           <w:sz w:val="19"/>
         </w:rPr>
-        <w:t>Global, 204 Länder; Dimensionen und Trends übertragbar, aber absolute Kosten hängen von Finanzierungssystem und Lebenserwartung ab</w:t>
+        <w:t>Italien und Europa, Sozialversicherungssysteme; praxisorientiert für deutschsprachige Lungenkliniken.</w:t>
       </w:r>
     </w:p>
     <w:p>
@@ -302,7 +302,7 @@
           <w:color w:val="5A7D3A"/>
           <w:sz w:val="18"/>
         </w:rPr>
-        <w:t>https://pubmed.ncbi.nlm.nih.gov/42905709/</w:t>
+        <w:t>https://pubmed.ncbi.nlm.nih.gov/42906940/</w:t>
       </w:r>
     </w:p>
     <w:p>
@@ -310,7 +310,7 @@
         <w:pStyle w:val="Heading2"/>
       </w:pPr>
       <w:r>
-        <w:t>Feinstaub beschleunigt kardiovaskuläres Altern über Seneszenz und Entzündung</w:t>
+        <w:t>Flächendeckende Umsetzung der Age-Friendly 4Ms in 26 Krankenhäusern</w:t>
       </w:r>
     </w:p>
     <w:p>
@@ -320,12 +320,12 @@
           <w:color w:val="666666"/>
           <w:sz w:val="18"/>
         </w:rPr>
-        <w:t>Yadav P et al.  ·  Cardiovasc Toxicol  ·  21.10.2026  ·  PMID 42905338</w:t>
+        <w:t>Ryer S et al.  ·  NEJM Catal Innov Care Deliv  ·  21.10.2026  ·  PMID 42904678</w:t>
       </w:r>
     </w:p>
     <w:p>
       <w:r>
-        <w:t>Scoping Review mit konzeptuellem PACA-Framework (Pollution-Accelerated Cardiovascular Aging) integrierte Evidenz zu Feinstaub-Exposition (PM2,5, ultrafeine Partikel) und kardiovaskulärem Altern durch Mitochondrien-Dysfunktion, Seneszenz, epigenetische Änderungen und autonome Dysregulation.</w:t>
+        <w:t>Implementierungsstudie an 26 Krankenhäusern im Mittleren Westen (Wisconsin, Illinois) zur standardisierten Umsetzung der 4Ms (What Matters, Medication, Mentation, Mobility) mit Governance-Struktur, EHR-Integration und Qualitätsmessungen.</w:t>
       </w:r>
     </w:p>
     <w:p>
@@ -336,7 +336,7 @@
         <w:t xml:space="preserve">Ergebnis: </w:t>
       </w:r>
       <w:r>
-        <w:t>Framework schlägt Temporal-Evidence-Matrix vor, die Expositions-Kinetik, Lebensverlauf-Timing, Persistenz nach Expositions-Ende, Dosis-Wirkungs-Beziehungen und longitudinale Veränderungen relativ zu altersreferenzierten Vergleichern nutzt. Persistierende oder unvollständig reversible Defizite deuten auf chronische Verletzung hin; stärkere Evidenz für kardiovaskuläres Aging erfordert wiederholte Demonstration größerer Veränderungsraten als chronologisch erwartet.</w:t>
+        <w:t>Implementierungsreife bei frühen Kohorten in geriatrischen stationären Einrichtungen Median 0,66, nicht-geriatrischen stationär 0,63, geriatrischen ambulant 0,47, nicht-geriatrischen ambulant 0,36 (Skala 0–1). Dokumentation What Matters und Kognitives Screening erheblich verbessert, Deliriumrate und Liegedauer reduziert. Hohe Variabilität zwischen Organisationen. Herausforderungen: Dokumentationslast, variable Adoption, konkurrierende Prioritäten.</w:t>
       </w:r>
     </w:p>
     <w:p>
@@ -351,7 +351,7 @@
         <w:rPr>
           <w:sz w:val="19"/>
         </w:rPr>
-        <w:t>Überwiegend Tiermodelle und mechanistische Daten; PACA-Framework theoretisch, keine klinischen Endpunkte gemessen</w:t>
+        <w:t>USA, aber Implementierungsmethode und Messrahmen sind auf deutsche Krankenhäuser übertragbar.</w:t>
       </w:r>
     </w:p>
     <w:p>
@@ -360,7 +360,7 @@
           <w:color w:val="5A7D3A"/>
           <w:sz w:val="18"/>
         </w:rPr>
-        <w:t>https://pubmed.ncbi.nlm.nih.gov/42905338/</w:t>
+        <w:t>https://pubmed.ncbi.nlm.nih.gov/42904678/</w:t>
       </w:r>
     </w:p>
     <w:p>
@@ -368,7 +368,7 @@
         <w:pStyle w:val="Heading2"/>
       </w:pPr>
       <w:r>
-        <w:t>Frailty-Index prognostiziert post-ERCP-Pankreatitis bei älteren Patienten</w:t>
+        <w:t>Age-Friendly 4Ms in Sicherheitsnetzklnik: Implementierung bei älteren vulnerable Patienten</w:t>
       </w:r>
     </w:p>
     <w:p>
@@ -378,12 +378,12 @@
           <w:color w:val="666666"/>
           <w:sz w:val="18"/>
         </w:rPr>
-        <w:t>Zhang F et al.  ·  Clin Interv Aging  ·  16.10.2026  ·  PMID 42904120</w:t>
+        <w:t>Ohuabunwa UK et al.  ·  NEJM Catal Innov Care Deliv  ·  21.10.2026  ·  PMID 42904677</w:t>
       </w:r>
     </w:p>
     <w:p>
       <w:r>
-        <w:t>Retrospektive Studie von 696 älteren Patienten (≥65 Jahre), die sich einer endoskopischen retrograden Cholangiopankreatographie unterzogen, untersuchte den Zusammenhang zwischen präoperativer Frailty und post-ERCP-Pankreatitis mittels elektronischem Frailty-Index.</w:t>
+        <w:t>Implementierungsstudie der 4Ms-Rahmenwerk (What Matters, Medication, Mentation, Mobility) plus Malnutrition und Übergangspflege in Safety-Net-Klinik mit 3427 älteren Patienten (79,3 Jahre, 64% Afroamerikaner).</w:t>
       </w:r>
     </w:p>
     <w:p>
@@ -394,7 +394,7 @@
         <w:t xml:space="preserve">Ergebnis: </w:t>
       </w:r>
       <w:r>
-        <w:t>Von 696 Patienten entwickelten 79 (11,4%) eine post-ERCP-Pankreatitis. Nach multivariater Anpassung war Frailty mit höheren Chancen verbunden (OR 2,09, 95%-KI 1,08–4,05, p=0,028). Hinzunahme von Frailty zum Referenzmodell verbesserte die Diskrimination (AUC 0,714 zu 0,755, p=0,031); Netto-Reklassifizierungsverbesserung betrug 0,516.</w:t>
+        <w:t>Über zwei Jahre (März 2024–März 2026) erreichte die AFHS-Implementierung 100% Einhaltung bei 5 von 14 Protokollen, &gt;90% bei 5 weiteren. Was Matters-Dokumentation 74%, Delirium-Screening 98%, Funktionskapazitätsbewertung 96%. Assoziation mit Deliriumrate-Reduktion und verkürzter Krankenhausliegedauer.</w:t>
       </w:r>
     </w:p>
     <w:p>
@@ -409,7 +409,7 @@
         <w:rPr>
           <w:sz w:val="19"/>
         </w:rPr>
-        <w:t>China; Frailty-Messung und Endoskopie-Risiken gelten international, aber Patientenpopulation und Gesundheitssystem unterscheiden sich</w:t>
+        <w:t>USA-Sicherheitsnetzkontext, aber 4Ms-Framework und Messmethoden sind übertragbar.</w:t>
       </w:r>
     </w:p>
     <w:p>
@@ -418,7 +418,7 @@
           <w:color w:val="5A7D3A"/>
           <w:sz w:val="18"/>
         </w:rPr>
-        <w:t>https://pubmed.ncbi.nlm.nih.gov/42904120/</w:t>
+        <w:t>https://pubmed.ncbi.nlm.nih.gov/42904677/</w:t>
       </w:r>
     </w:p>
     <w:sectPr>
